--- a/Tố cáo/12-TC.docx
+++ b/Tố cáo/12-TC.docx
@@ -816,34 +816,6 @@
           <w:color w:val="000000"/>
           <w:lang w:val="vi-VN" w:eastAsia="vi-VN"/>
         </w:rPr>
-        <w:t xml:space="preserve">cấp </w:t>
-      </w:r>
-      <w:r>
-        <w:rPr>
-          <w:color w:val="000000"/>
-          <w:lang w:val="vi-VN" w:eastAsia="vi-VN"/>
-        </w:rPr>
-        <w:t xml:space="preserve">bậc [[CapBac1]] </w:t>
-      </w:r>
-      <w:r>
-        <w:rPr>
-          <w:color w:val="000000"/>
-          <w:lang w:val="vi-VN" w:eastAsia="vi-VN"/>
-        </w:rPr>
-        <w:t xml:space="preserve">chức </w:t>
-      </w:r>
-      <w:r>
-        <w:rPr>
-          <w:color w:val="000000"/>
-          <w:lang w:val="vi-VN" w:eastAsia="vi-VN"/>
-        </w:rPr>
-        <w:t xml:space="preserve">vụ [[ChucVu1]] </w:t>
-      </w:r>
-      <w:r>
-        <w:rPr>
-          <w:color w:val="000000"/>
-          <w:lang w:val="vi-VN" w:eastAsia="vi-VN"/>
-        </w:rPr>
         <w:t>Trưởng đoàn (Tổ trưởng)</w:t>
       </w:r>
       <w:r>
@@ -882,35 +854,21 @@
           <w:color w:val="000000"/>
           <w:lang w:val="vi-VN" w:eastAsia="vi-VN"/>
         </w:rPr>
-        <w:t xml:space="preserve"> [[DongChi1]] </w:t>
-      </w:r>
-      <w:r>
-        <w:rPr>
-          <w:color w:val="000000"/>
-          <w:lang w:val="vi-VN" w:eastAsia="vi-VN"/>
-        </w:rPr>
-        <w:t>cấp bậc</w:t>
-      </w:r>
-      <w:r>
-        <w:rPr>
-          <w:color w:val="000000"/>
-          <w:lang w:val="vi-VN" w:eastAsia="vi-VN"/>
-        </w:rPr>
-        <w:t xml:space="preserve"> [[CapBac1]] </w:t>
-      </w:r>
-      <w:r>
-        <w:rPr>
-          <w:color w:val="000000"/>
-          <w:lang w:val="vi-VN" w:eastAsia="vi-VN"/>
-        </w:rPr>
-        <w:t xml:space="preserve">chức vụ </w:t>
-      </w:r>
-      <w:r>
-        <w:rPr>
-          <w:color w:val="000000"/>
-          <w:lang w:val="vi-VN" w:eastAsia="vi-VN"/>
-        </w:rPr>
-        <w:t xml:space="preserve">[[ChucVu1]] </w:t>
+        <w:t xml:space="preserve"> [[DongChi</w:t>
+      </w:r>
+      <w:r>
+        <w:rPr>
+          <w:color w:val="000000"/>
+          <w:lang w:eastAsia="vi-VN"/>
+        </w:rPr>
+        <w:t>2</w:t>
+      </w:r>
+      <w:r>
+        <w:rPr>
+          <w:color w:val="000000"/>
+          <w:lang w:val="vi-VN" w:eastAsia="vi-VN"/>
+        </w:rPr>
+        <w:t xml:space="preserve">]] </w:t>
       </w:r>
       <w:r>
         <w:rPr>
@@ -970,14 +928,13 @@
         </w:rPr>
         <w:t>Tổ xác minh có nhiệm vụ kiểm tra, xác minh nội dung tố cáo</w:t>
       </w:r>
-    </w:p>
-    <w:p>
-      <w:pPr>
-        <w:rPr>
-          <w:color w:val="000000"/>
-          <w:lang w:val="vi-VN"/>
-        </w:rPr>
-      </w:pPr>
+      <w:r>
+        <w:rPr>
+          <w:color w:val="000000"/>
+          <w:spacing w:val="-2"/>
+        </w:rPr>
+        <w:t xml:space="preserve"> </w:t>
+      </w:r>
       <w:r>
         <w:rPr>
           <w:color w:val="000000"/>
@@ -1135,83 +1092,55 @@
           <w:color w:val="000000"/>
           <w:lang w:val="vi-VN" w:eastAsia="vi-VN"/>
         </w:rPr>
-        <w:t xml:space="preserve"> Các </w:t>
-      </w:r>
-      <w:r>
-        <w:rPr>
-          <w:color w:val="000000"/>
-          <w:lang w:val="vi-VN" w:eastAsia="vi-VN"/>
-        </w:rPr>
-        <w:t xml:space="preserve">đồng chí/ông </w:t>
-      </w:r>
-      <w:r>
-        <w:rPr>
-          <w:color w:val="000000"/>
-          <w:lang w:val="vi-VN" w:eastAsia="vi-VN"/>
-        </w:rPr>
-        <w:t xml:space="preserve">(bà) </w:t>
-      </w:r>
-      <w:r>
-        <w:rPr>
-          <w:color w:val="000000"/>
-          <w:lang w:val="vi-VN" w:eastAsia="vi-VN"/>
-        </w:rPr>
-        <w:t>[[NguoiDungDauThiHanh]]</w:t>
-      </w:r>
-      <w:r>
-        <w:rPr>
-          <w:color w:val="000000"/>
-          <w:sz w:val="26"/>
-          <w:szCs w:val="26"/>
+        <w:t xml:space="preserve"> </w:t>
+      </w:r>
+      <w:r>
+        <w:rPr>
+          <w:color w:val="000000"/>
+          <w:lang w:val="vi-VN" w:eastAsia="vi-VN"/>
+        </w:rPr>
+        <w:t>Các đồng chí/ông (bà) [[NguoiDungDau</w:t>
+      </w:r>
+      <w:r>
+        <w:rPr>
+          <w:color w:val="000000"/>
+          <w:lang w:eastAsia="vi-VN"/>
+        </w:rPr>
+        <w:t>CoQuan</w:t>
+      </w:r>
+      <w:r>
+        <w:rPr>
+          <w:color w:val="000000"/>
+          <w:lang w:val="vi-VN" w:eastAsia="vi-VN"/>
+        </w:rPr>
+        <w:t>]]</w:t>
+      </w:r>
+      <w:r>
+        <w:rPr>
+          <w:color w:val="000000"/>
           <w:lang w:val="vi-VN"/>
         </w:rPr>
-        <w:t xml:space="preserve">, </w:t>
-      </w:r>
-      <w:r>
-        <w:rPr>
-          <w:color w:val="000000"/>
-          <w:sz w:val="26"/>
-          <w:szCs w:val="26"/>
+        <w:t>, [[</w:t>
+      </w:r>
+      <w:r>
+        <w:rPr>
+          <w:color w:val="000000"/>
+        </w:rPr>
+        <w:t>NguoiBiToCao</w:t>
+      </w:r>
+      <w:r>
+        <w:rPr>
+          <w:color w:val="000000"/>
           <w:lang w:val="vi-VN"/>
         </w:rPr>
-        <w:t>[[CoQuanBiTC]]</w:t>
-      </w:r>
-      <w:r>
-        <w:rPr>
-          <w:color w:val="000000"/>
-          <w:sz w:val="26"/>
-          <w:szCs w:val="26"/>
-          <w:lang w:val="vi-VN"/>
-        </w:rPr>
-        <w:t xml:space="preserve">, </w:t>
-      </w:r>
-      <w:r>
-        <w:rPr>
-          <w:color w:val="000000"/>
-          <w:lang w:val="vi-VN" w:eastAsia="vi-VN"/>
-        </w:rPr>
-        <w:t>cơ</w:t>
-      </w:r>
-      <w:r>
-        <w:rPr>
-          <w:color w:val="000000"/>
-          <w:lang w:val="vi-VN" w:eastAsia="vi-VN"/>
-        </w:rPr>
-        <w:t xml:space="preserve"> quan, tổ chức, đơn vị, cá nhân có liên quan và các </w:t>
-      </w:r>
-      <w:r>
-        <w:rPr>
-          <w:color w:val="000000"/>
-          <w:lang w:val="vi-VN" w:eastAsia="vi-VN"/>
-        </w:rPr>
-        <w:t xml:space="preserve">đồng chí/ông </w:t>
-      </w:r>
-      <w:r>
-        <w:rPr>
-          <w:color w:val="000000"/>
-          <w:lang w:val="vi-VN" w:eastAsia="vi-VN"/>
-        </w:rPr>
-        <w:t xml:space="preserve">(bà) có tên tại Điều </w:t>
+        <w:t xml:space="preserve">]], </w:t>
+      </w:r>
+      <w:r>
+        <w:rPr>
+          <w:color w:val="000000"/>
+          <w:lang w:val="vi-VN" w:eastAsia="vi-VN"/>
+        </w:rPr>
+        <w:t xml:space="preserve">cơ quan, tổ chức, đơn vị, cá nhân có liên quan và các đồng chí/ông (bà) có tên tại Điều </w:t>
       </w:r>
       <w:r>
         <w:rPr>
@@ -1340,7 +1269,27 @@
                 <w:szCs w:val="22"/>
                 <w:lang w:val="fr-FR"/>
               </w:rPr>
-              <w:t>- [[CoQuanDuocDeNghiCungCap]] ;</w:t>
+              <w:t xml:space="preserve">- </w:t>
+            </w:r>
+            <w:r>
+              <w:rPr>
+                <w:color w:val="000000"/>
+                <w:sz w:val="22"/>
+                <w:szCs w:val="22"/>
+                <w:lang w:val="fr-FR"/>
+              </w:rPr>
+              <w:t>Như điều 4</w:t>
+            </w:r>
+            <w:bookmarkStart w:id="0" w:name="_GoBack"/>
+            <w:bookmarkEnd w:id="0"/>
+            <w:r>
+              <w:rPr>
+                <w:color w:val="000000"/>
+                <w:sz w:val="22"/>
+                <w:szCs w:val="22"/>
+                <w:lang w:val="fr-FR"/>
+              </w:rPr>
+              <w:t>;</w:t>
             </w:r>
           </w:p>
           <w:p>
@@ -1552,10 +1501,7 @@
         </w:tc>
       </w:tr>
     </w:tbl>
-    <w:p>
-      <w:bookmarkStart w:id="0" w:name="_GoBack"/>
-      <w:bookmarkEnd w:id="0"/>
-    </w:p>
+    <w:p/>
     <w:sectPr>
       <w:pgSz w:w="12240" w:h="15840"/>
       <w:pgMar w:top="540" w:right="1440" w:bottom="630" w:left="1440" w:header="720" w:footer="720" w:gutter="0"/>

--- a/Tố cáo/12-TC.docx
+++ b/Tố cáo/12-TC.docx
@@ -1,15 +1,15 @@
 
 <file path=word/document.xml><?xml version="1.0" encoding="utf-8"?>
-<w:document xmlns:wpc="http://schemas.microsoft.com/office/word/2010/wordprocessingCanvas" xmlns:cx="http://schemas.microsoft.com/office/drawing/2014/chartex" xmlns:mc="http://schemas.openxmlformats.org/markup-compatibility/2006" xmlns:o="urn:schemas-microsoft-com:office:office" xmlns:r="http://schemas.openxmlformats.org/officeDocument/2006/relationships" xmlns:m="http://schemas.openxmlformats.org/officeDocument/2006/math" xmlns:v="urn:schemas-microsoft-com:vml" xmlns:wp14="http://schemas.microsoft.com/office/word/2010/wordprocessingDrawing" xmlns:wp="http://schemas.openxmlformats.org/drawingml/2006/wordprocessingDrawing" xmlns:w10="urn:schemas-microsoft-com:office:word" xmlns:w="http://schemas.openxmlformats.org/wordprocessingml/2006/main" xmlns:w14="http://schemas.microsoft.com/office/word/2010/wordml" xmlns:w15="http://schemas.microsoft.com/office/word/2012/wordml" xmlns:w16se="http://schemas.microsoft.com/office/word/2015/wordml/symex" xmlns:wpg="http://schemas.microsoft.com/office/word/2010/wordprocessingGroup" xmlns:wpi="http://schemas.microsoft.com/office/word/2010/wordprocessingInk" xmlns:wne="http://schemas.microsoft.com/office/word/2006/wordml" xmlns:wps="http://schemas.microsoft.com/office/word/2010/wordprocessingShape" mc:Ignorable="w14 w15 w16se wp14">
+<w:document xmlns:wpc="http://schemas.microsoft.com/office/word/2010/wordprocessingCanvas" xmlns:cx="http://schemas.microsoft.com/office/drawing/2014/chartex" xmlns:cx1="http://schemas.microsoft.com/office/drawing/2015/9/8/chartex" xmlns:cx2="http://schemas.microsoft.com/office/drawing/2015/10/21/chartex" xmlns:cx3="http://schemas.microsoft.com/office/drawing/2016/5/9/chartex" xmlns:cx4="http://schemas.microsoft.com/office/drawing/2016/5/10/chartex" xmlns:cx5="http://schemas.microsoft.com/office/drawing/2016/5/11/chartex" xmlns:cx6="http://schemas.microsoft.com/office/drawing/2016/5/12/chartex" xmlns:cx7="http://schemas.microsoft.com/office/drawing/2016/5/13/chartex" xmlns:cx8="http://schemas.microsoft.com/office/drawing/2016/5/14/chartex" xmlns:mc="http://schemas.openxmlformats.org/markup-compatibility/2006" xmlns:aink="http://schemas.microsoft.com/office/drawing/2016/ink" xmlns:am3d="http://schemas.microsoft.com/office/drawing/2017/model3d" xmlns:o="urn:schemas-microsoft-com:office:office" xmlns:r="http://schemas.openxmlformats.org/officeDocument/2006/relationships" xmlns:m="http://schemas.openxmlformats.org/officeDocument/2006/math" xmlns:v="urn:schemas-microsoft-com:vml" xmlns:wp14="http://schemas.microsoft.com/office/word/2010/wordprocessingDrawing" xmlns:wp="http://schemas.openxmlformats.org/drawingml/2006/wordprocessingDrawing" xmlns:w10="urn:schemas-microsoft-com:office:word" xmlns:w="http://schemas.openxmlformats.org/wordprocessingml/2006/main" xmlns:w14="http://schemas.microsoft.com/office/word/2010/wordml" xmlns:w15="http://schemas.microsoft.com/office/word/2012/wordml" xmlns:w16cex="http://schemas.microsoft.com/office/word/2018/wordml/cex" xmlns:w16cid="http://schemas.microsoft.com/office/word/2016/wordml/cid" xmlns:w16="http://schemas.microsoft.com/office/word/2018/wordml" xmlns:w16se="http://schemas.microsoft.com/office/word/2015/wordml/symex" xmlns:wpg="http://schemas.microsoft.com/office/word/2010/wordprocessingGroup" xmlns:wpi="http://schemas.microsoft.com/office/word/2010/wordprocessingInk" xmlns:wne="http://schemas.microsoft.com/office/word/2006/wordml" xmlns:wps="http://schemas.microsoft.com/office/word/2010/wordprocessingShape" mc:Ignorable="w14 w15 w16se w16cid w16 w16cex wp14">
   <w:body>
     <w:tbl>
       <w:tblPr>
-        <w:tblW w:w="0" w:type="auto"/>
+        <w:tblW w:w="9781" w:type="dxa"/>
         <w:tblLook w:val="01E0" w:firstRow="1" w:lastRow="1" w:firstColumn="1" w:lastColumn="1" w:noHBand="0" w:noVBand="0"/>
       </w:tblPr>
       <w:tblGrid>
-        <w:gridCol w:w="2700"/>
-        <w:gridCol w:w="5803"/>
+        <w:gridCol w:w="3828"/>
+        <w:gridCol w:w="5953"/>
       </w:tblGrid>
       <w:tr>
         <w:trPr>
@@ -17,7 +17,7 @@
         </w:trPr>
         <w:tc>
           <w:tcPr>
-            <w:tcW w:w="2700" w:type="dxa"/>
+            <w:tcW w:w="3828" w:type="dxa"/>
           </w:tcPr>
           <w:p>
             <w:pPr>
@@ -34,7 +34,23 @@
                 <w:sz w:val="26"/>
                 <w:szCs w:val="26"/>
               </w:rPr>
-              <w:t>[[DVChuQuan]]</w:t>
+              <w:t>[[</w:t>
+            </w:r>
+            <w:r>
+              <w:rPr>
+                <w:color w:val="000000"/>
+                <w:sz w:val="26"/>
+                <w:szCs w:val="26"/>
+              </w:rPr>
+              <w:t>TenCoQuanToChucLine1</w:t>
+            </w:r>
+            <w:r>
+              <w:rPr>
+                <w:color w:val="000000"/>
+                <w:sz w:val="26"/>
+                <w:szCs w:val="26"/>
+              </w:rPr>
+              <w:t>]]</w:t>
             </w:r>
           </w:p>
           <w:p>
@@ -53,7 +69,31 @@
                 <w:sz w:val="26"/>
                 <w:szCs w:val="26"/>
               </w:rPr>
-              <w:t>[[DVThucHien]]</w:t>
+              <w:t>[[</w:t>
+            </w:r>
+            <w:r>
+              <w:rPr>
+                <w:color w:val="000000"/>
+                <w:sz w:val="26"/>
+                <w:szCs w:val="26"/>
+              </w:rPr>
+              <w:t>TenCoQuanToChucLine</w:t>
+            </w:r>
+            <w:r>
+              <w:rPr>
+                <w:color w:val="000000"/>
+                <w:sz w:val="26"/>
+                <w:szCs w:val="26"/>
+              </w:rPr>
+              <w:t>2</w:t>
+            </w:r>
+            <w:r>
+              <w:rPr>
+                <w:color w:val="000000"/>
+                <w:sz w:val="26"/>
+                <w:szCs w:val="26"/>
+              </w:rPr>
+              <w:t>]]</w:t>
             </w:r>
           </w:p>
           <w:p>
@@ -75,13 +115,13 @@
               <mc:AlternateContent>
                 <mc:Choice Requires="wps">
                   <w:drawing>
-                    <wp:anchor distT="0" distB="0" distL="114300" distR="114300" simplePos="0" relativeHeight="251659264" behindDoc="0" locked="0" layoutInCell="1" allowOverlap="1" wp14:anchorId="50931B7A" wp14:editId="3691F2BC">
+                    <wp:anchor distT="0" distB="0" distL="114300" distR="114300" simplePos="0" relativeHeight="251659264" behindDoc="0" locked="0" layoutInCell="1" allowOverlap="1" wp14:anchorId="15B96E36" wp14:editId="590CCC20">
                       <wp:simplePos x="0" y="0"/>
                       <wp:positionH relativeFrom="column">
-                        <wp:posOffset>500380</wp:posOffset>
+                        <wp:posOffset>774700</wp:posOffset>
                       </wp:positionH>
                       <wp:positionV relativeFrom="paragraph">
-                        <wp:posOffset>24765</wp:posOffset>
+                        <wp:posOffset>27940</wp:posOffset>
                       </wp:positionV>
                       <wp:extent cx="692150" cy="0"/>
                       <wp:effectExtent l="6985" t="10795" r="5715" b="8255"/>
@@ -136,7 +176,7 @@
                 </mc:Choice>
                 <mc:Fallback>
                   <w:pict>
-                    <v:line w14:anchorId="665B376B" id="Straight Connector 3" o:spid="_x0000_s1026" style="position:absolute;z-index:251659264;visibility:visible;mso-wrap-style:square;mso-width-percent:0;mso-height-percent:0;mso-wrap-distance-left:9pt;mso-wrap-distance-top:0;mso-wrap-distance-right:9pt;mso-wrap-distance-bottom:0;mso-position-horizontal:absolute;mso-position-horizontal-relative:text;mso-position-vertical:absolute;mso-position-vertical-relative:text;mso-width-percent:0;mso-height-percent:0;mso-width-relative:page;mso-height-relative:page" from="39.4pt,1.95pt" to="93.9pt,1.95pt" o:gfxdata="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"/>
+                    <v:line w14:anchorId="13A3CAA8" id="Straight Connector 3" o:spid="_x0000_s1026" style="position:absolute;z-index:251659264;visibility:visible;mso-wrap-style:square;mso-width-percent:0;mso-height-percent:0;mso-wrap-distance-left:9pt;mso-wrap-distance-top:0;mso-wrap-distance-right:9pt;mso-wrap-distance-bottom:0;mso-position-horizontal:absolute;mso-position-horizontal-relative:text;mso-position-vertical:absolute;mso-position-vertical-relative:text;mso-width-percent:0;mso-height-percent:0;mso-width-relative:page;mso-height-relative:page" from="61pt,2.2pt" to="115.5pt,2.2pt" o:gfxdata="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"/>
                   </w:pict>
                 </mc:Fallback>
               </mc:AlternateContent>
@@ -171,11 +211,13 @@
                 <w:vertAlign w:val="superscript"/>
               </w:rPr>
             </w:pPr>
+            <w:bookmarkStart w:id="0" w:name="_GoBack"/>
+            <w:bookmarkEnd w:id="0"/>
           </w:p>
         </w:tc>
         <w:tc>
           <w:tcPr>
-            <w:tcW w:w="5803" w:type="dxa"/>
+            <w:tcW w:w="5953" w:type="dxa"/>
           </w:tcPr>
           <w:p>
             <w:pPr>
@@ -241,10 +283,10 @@
               <mc:AlternateContent>
                 <mc:Choice Requires="wps">
                   <w:drawing>
-                    <wp:anchor distT="0" distB="0" distL="114300" distR="114300" simplePos="0" relativeHeight="251660288" behindDoc="0" locked="0" layoutInCell="1" allowOverlap="1" wp14:anchorId="1819E0DA" wp14:editId="33D3DAC5">
+                    <wp:anchor distT="0" distB="0" distL="114300" distR="114300" simplePos="0" relativeHeight="251660288" behindDoc="0" locked="0" layoutInCell="1" allowOverlap="1" wp14:anchorId="1167A68C" wp14:editId="4C6B9CFA">
                       <wp:simplePos x="0" y="0"/>
                       <wp:positionH relativeFrom="column">
-                        <wp:posOffset>897890</wp:posOffset>
+                        <wp:posOffset>806450</wp:posOffset>
                       </wp:positionH>
                       <wp:positionV relativeFrom="paragraph">
                         <wp:posOffset>17780</wp:posOffset>
@@ -302,7 +344,7 @@
                 </mc:Choice>
                 <mc:Fallback>
                   <w:pict>
-                    <v:line w14:anchorId="5AC63FDB" id="Straight Connector 2" o:spid="_x0000_s1026" style="position:absolute;z-index:251660288;visibility:visible;mso-wrap-style:square;mso-width-percent:0;mso-height-percent:0;mso-wrap-distance-left:9pt;mso-wrap-distance-top:0;mso-wrap-distance-right:9pt;mso-wrap-distance-bottom:0;mso-position-horizontal:absolute;mso-position-horizontal-relative:text;mso-position-vertical:absolute;mso-position-vertical-relative:text;mso-width-percent:0;mso-height-percent:0;mso-width-relative:page;mso-height-relative:page" from="70.7pt,1.4pt" to="229.1pt,1.4pt" o:gfxdata="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"/>
+                    <v:line w14:anchorId="0F6AFD33" id="Straight Connector 2" o:spid="_x0000_s1026" style="position:absolute;z-index:251660288;visibility:visible;mso-wrap-style:square;mso-width-percent:0;mso-height-percent:0;mso-wrap-distance-left:9pt;mso-wrap-distance-top:0;mso-wrap-distance-right:9pt;mso-wrap-distance-bottom:0;mso-position-horizontal:absolute;mso-position-horizontal-relative:text;mso-position-vertical:absolute;mso-position-vertical-relative:text;mso-width-percent:0;mso-height-percent:0;mso-width-relative:page;mso-height-relative:page" from="63.5pt,1.4pt" to="221.9pt,1.4pt" o:gfxdata="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"/>
                   </w:pict>
                 </mc:Fallback>
               </mc:AlternateContent>
@@ -416,7 +458,7 @@
         <mc:AlternateContent>
           <mc:Choice Requires="wps">
             <w:drawing>
-              <wp:anchor distT="0" distB="0" distL="114300" distR="114300" simplePos="0" relativeHeight="251661312" behindDoc="0" locked="0" layoutInCell="1" allowOverlap="1" wp14:anchorId="617C8DA8" wp14:editId="02535AEC">
+              <wp:anchor distT="0" distB="0" distL="114300" distR="114300" simplePos="0" relativeHeight="251661312" behindDoc="0" locked="0" layoutInCell="1" allowOverlap="1" wp14:anchorId="7E645491" wp14:editId="6A0D4B04">
                 <wp:simplePos x="0" y="0"/>
                 <wp:positionH relativeFrom="column">
                   <wp:posOffset>1976120</wp:posOffset>
@@ -1280,8 +1322,6 @@
               </w:rPr>
               <w:t>Như điều 4</w:t>
             </w:r>
-            <w:bookmarkStart w:id="0" w:name="_GoBack"/>
-            <w:bookmarkEnd w:id="0"/>
             <w:r>
               <w:rPr>
                 <w:color w:val="000000"/>
@@ -1504,7 +1544,7 @@
     <w:p/>
     <w:sectPr>
       <w:pgSz w:w="12240" w:h="15840"/>
-      <w:pgMar w:top="540" w:right="1440" w:bottom="630" w:left="1440" w:header="720" w:footer="720" w:gutter="0"/>
+      <w:pgMar w:top="1418" w:right="1440" w:bottom="630" w:left="1440" w:header="720" w:footer="720" w:gutter="0"/>
       <w:cols w:space="720"/>
       <w:docGrid w:linePitch="360"/>
     </w:sectPr>
@@ -1513,7 +1553,7 @@
 </file>
 
 <file path=word/styles.xml><?xml version="1.0" encoding="utf-8"?>
-<w:styles xmlns:mc="http://schemas.openxmlformats.org/markup-compatibility/2006" xmlns:r="http://schemas.openxmlformats.org/officeDocument/2006/relationships" xmlns:w="http://schemas.openxmlformats.org/wordprocessingml/2006/main" xmlns:w14="http://schemas.microsoft.com/office/word/2010/wordml" xmlns:w15="http://schemas.microsoft.com/office/word/2012/wordml" xmlns:w16se="http://schemas.microsoft.com/office/word/2015/wordml/symex" mc:Ignorable="w14 w15 w16se">
+<w:styles xmlns:mc="http://schemas.openxmlformats.org/markup-compatibility/2006" xmlns:r="http://schemas.openxmlformats.org/officeDocument/2006/relationships" xmlns:w="http://schemas.openxmlformats.org/wordprocessingml/2006/main" xmlns:w14="http://schemas.microsoft.com/office/word/2010/wordml" xmlns:w15="http://schemas.microsoft.com/office/word/2012/wordml" xmlns:w16cex="http://schemas.microsoft.com/office/word/2018/wordml/cex" xmlns:w16cid="http://schemas.microsoft.com/office/word/2016/wordml/cid" xmlns:w16="http://schemas.microsoft.com/office/word/2018/wordml" xmlns:w16se="http://schemas.microsoft.com/office/word/2015/wordml/symex" mc:Ignorable="w14 w15 w16se w16cid w16 w16cex">
   <w:docDefaults>
     <w:rPrDefault>
       <w:rPr>
@@ -1529,7 +1569,7 @@
       </w:pPr>
     </w:pPrDefault>
   </w:docDefaults>
-  <w:latentStyles w:defLockedState="0" w:defUIPriority="99" w:defSemiHidden="0" w:defUnhideWhenUsed="0" w:defQFormat="0" w:count="371">
+  <w:latentStyles w:defLockedState="0" w:defUIPriority="99" w:defSemiHidden="0" w:defUnhideWhenUsed="0" w:defQFormat="0" w:count="376">
     <w:lsdException w:name="Normal" w:uiPriority="0" w:qFormat="1"/>
     <w:lsdException w:name="heading 1" w:uiPriority="9" w:qFormat="1"/>
     <w:lsdException w:name="heading 2" w:semiHidden="1" w:uiPriority="9" w:unhideWhenUsed="1" w:qFormat="1"/>
@@ -1635,7 +1675,6 @@
     <w:lsdException w:name="HTML Sample" w:semiHidden="1" w:unhideWhenUsed="1"/>
     <w:lsdException w:name="HTML Typewriter" w:semiHidden="1" w:unhideWhenUsed="1"/>
     <w:lsdException w:name="HTML Variable" w:semiHidden="1" w:unhideWhenUsed="1"/>
-    <w:lsdException w:name="Normal Table" w:semiHidden="1" w:unhideWhenUsed="1"/>
     <w:lsdException w:name="annotation subject" w:semiHidden="1" w:unhideWhenUsed="1"/>
     <w:lsdException w:name="No List" w:semiHidden="1" w:unhideWhenUsed="1"/>
     <w:lsdException w:name="Outline List 1" w:semiHidden="1" w:unhideWhenUsed="1"/>
@@ -1678,11 +1717,8 @@
     <w:lsdException w:name="Table Contemporary" w:semiHidden="1" w:unhideWhenUsed="1"/>
     <w:lsdException w:name="Table Elegant" w:semiHidden="1" w:unhideWhenUsed="1"/>
     <w:lsdException w:name="Table Professional" w:semiHidden="1" w:unhideWhenUsed="1"/>
-    <w:lsdException w:name="Table Subtle 1" w:semiHidden="1" w:unhideWhenUsed="1"/>
     <w:lsdException w:name="Table Subtle 2" w:semiHidden="1" w:unhideWhenUsed="1"/>
     <w:lsdException w:name="Table Web 1" w:semiHidden="1" w:unhideWhenUsed="1"/>
-    <w:lsdException w:name="Table Web 2" w:semiHidden="1" w:unhideWhenUsed="1"/>
-    <w:lsdException w:name="Table Web 3" w:semiHidden="1" w:unhideWhenUsed="1"/>
     <w:lsdException w:name="Balloon Text" w:semiHidden="1" w:unhideWhenUsed="1"/>
     <w:lsdException w:name="Table Grid" w:uiPriority="39"/>
     <w:lsdException w:name="Table Theme" w:semiHidden="1" w:unhideWhenUsed="1"/>
@@ -1901,6 +1937,11 @@
     <w:lsdException w:name="List Table 5 Dark Accent 6" w:uiPriority="50"/>
     <w:lsdException w:name="List Table 6 Colorful Accent 6" w:uiPriority="51"/>
     <w:lsdException w:name="List Table 7 Colorful Accent 6" w:uiPriority="52"/>
+    <w:lsdException w:name="Mention" w:semiHidden="1" w:unhideWhenUsed="1"/>
+    <w:lsdException w:name="Smart Hyperlink" w:semiHidden="1" w:unhideWhenUsed="1"/>
+    <w:lsdException w:name="Hashtag" w:semiHidden="1" w:unhideWhenUsed="1"/>
+    <w:lsdException w:name="Unresolved Mention" w:semiHidden="1" w:unhideWhenUsed="1"/>
+    <w:lsdException w:name="Smart Link" w:semiHidden="1" w:unhideWhenUsed="1"/>
   </w:latentStyles>
   <w:style w:type="paragraph" w:default="1" w:styleId="Normal">
     <w:name w:val="Normal"/>
